--- a/docs/activities/01_02_activity/r_positron_projets_activity.docx
+++ b/docs/activities/01_02_activity/r_positron_projets_activity.docx
@@ -7,7 +7,7 @@
         <w:pStyle w:val="Title"/>
       </w:pPr>
       <w:r>
-        <w:t xml:space="preserve">Worksheet 02 — Meeting R</w:t>
+        <w:t xml:space="preserve">Meeting R</w:t>
       </w:r>
     </w:p>
     <w:p>
@@ -34,13 +34,13 @@
         <w:t xml:space="preserve">2026-07-02</w:t>
       </w:r>
     </w:p>
-    <w:bookmarkStart w:id="12" w:name="in-class-activity-2-meeting-r"/>
+    <w:bookmarkStart w:id="12" w:name="meeting-r"/>
     <w:p>
       <w:pPr>
         <w:pStyle w:val="Heading1"/>
       </w:pPr>
       <w:r>
-        <w:t xml:space="preserve">In-class Activity 2: Meeting R</w:t>
+        <w:t xml:space="preserve">Meeting R</w:t>
       </w:r>
     </w:p>
     <w:bookmarkStart w:id="9" w:name="recap-from-activity-1"/>

--- a/docs/activities/01_02_activity/r_positron_projets_activity.docx
+++ b/docs/activities/01_02_activity/r_positron_projets_activity.docx
@@ -31,7 +31,7 @@
         <w:pStyle w:val="Date"/>
       </w:pPr>
       <w:r>
-        <w:t xml:space="preserve">2026-07-02</w:t>
+        <w:t xml:space="preserve">2026-07-03</w:t>
       </w:r>
     </w:p>
     <w:bookmarkStart w:id="12" w:name="meeting-r"/>

--- a/docs/activities/01_02_activity/r_positron_projets_activity.docx
+++ b/docs/activities/01_02_activity/r_positron_projets_activity.docx
@@ -31,7 +31,7 @@
         <w:pStyle w:val="Date"/>
       </w:pPr>
       <w:r>
-        <w:t xml:space="preserve">2026-07-03</w:t>
+        <w:t xml:space="preserve">2026-07-04</w:t>
       </w:r>
     </w:p>
     <w:bookmarkStart w:id="12" w:name="meeting-r"/>
